--- a/resume.docx
+++ b/resume.docx
@@ -18,7 +18,7 @@
     <w:p>
       <w:pPr>
         <w:rPr>
-          <w:rFonts w:ascii="Times New Roman" w:hAnsi="Times New Roman"/>
+          <w:rFonts w:ascii="Arial Rounded MT Bold" w:hAnsi="Arial Rounded MT Bold"/>
           <w:b/>
           <w:bCs/>
           <w:color w:val="45B0E1" w:themeColor="accent1" w:themeTint="99"/>
@@ -30,7 +30,7 @@
       </w:pPr>
       <w:r>
         <w:rPr>
-          <w:rFonts w:ascii="Times New Roman" w:hAnsi="Times New Roman"/>
+          <w:rFonts w:ascii="Arial Rounded MT Bold" w:hAnsi="Arial Rounded MT Bold"/>
           <w:b/>
           <w:bCs/>
           <w:color w:val="45B0E1" w:themeColor="accent1" w:themeTint="99"/>
@@ -130,14 +130,14 @@
     <w:p>
       <w:pPr>
         <w:rPr>
-          <w:rFonts w:ascii="Times New Roman" w:hAnsi="Times New Roman"/>
+          <w:rFonts w:ascii="Arial Black" w:hAnsi="Arial Black"/>
           <w:sz w:val="32"/>
           <w:szCs w:val="32"/>
         </w:rPr>
       </w:pPr>
       <w:r>
         <w:rPr>
-          <w:rFonts w:ascii="Times New Roman" w:hAnsi="Times New Roman"/>
+          <w:rFonts w:ascii="Arial Black" w:hAnsi="Arial Black"/>
           <w:sz w:val="32"/>
           <w:szCs w:val="32"/>
         </w:rPr>
@@ -156,7 +156,7 @@
     <w:p>
       <w:pPr>
         <w:rPr>
-          <w:rFonts w:ascii="Times New Roman" w:hAnsi="Times New Roman"/>
+          <w:rFonts w:ascii="Arial Black" w:hAnsi="Arial Black"/>
           <w:color w:val="45B0E1" w:themeColor="accent1" w:themeTint="99"/>
           <w:sz w:val="40"/>
           <w:szCs w:val="40"/>
@@ -165,7 +165,7 @@
       </w:pPr>
       <w:r>
         <w:rPr>
-          <w:rFonts w:ascii="Times New Roman" w:hAnsi="Times New Roman"/>
+          <w:rFonts w:ascii="Arial Black" w:hAnsi="Arial Black"/>
           <w:color w:val="45B0E1" w:themeColor="accent1" w:themeTint="99"/>
           <w:sz w:val="40"/>
           <w:szCs w:val="40"/>
@@ -771,7 +771,7 @@
     <w:p>
       <w:pPr>
         <w:rPr>
-          <w:rFonts w:ascii="Times New Roman" w:hAnsi="Times New Roman"/>
+          <w:rFonts w:ascii="Arial Black" w:hAnsi="Arial Black"/>
           <w:b/>
           <w:bCs/>
           <w:color w:val="45B0E1" w:themeColor="accent1" w:themeTint="99"/>
@@ -783,7 +783,7 @@
       </w:pPr>
       <w:r>
         <w:rPr>
-          <w:rFonts w:ascii="Times New Roman" w:hAnsi="Times New Roman"/>
+          <w:rFonts w:ascii="Arial Black" w:hAnsi="Arial Black"/>
           <w:b/>
           <w:bCs/>
           <w:color w:val="45B0E1" w:themeColor="accent1" w:themeTint="99"/>
@@ -796,7 +796,7 @@
       </w:r>
       <w:r>
         <w:rPr>
-          <w:rFonts w:ascii="Times New Roman" w:hAnsi="Times New Roman"/>
+          <w:rFonts w:ascii="Arial Black" w:hAnsi="Arial Black"/>
           <w:b/>
           <w:bCs/>
           <w:color w:val="45B0E1" w:themeColor="accent1" w:themeTint="99"/>
@@ -809,7 +809,7 @@
       </w:r>
       <w:r>
         <w:rPr>
-          <w:rFonts w:ascii="Times New Roman" w:hAnsi="Times New Roman"/>
+          <w:rFonts w:ascii="Arial Black" w:hAnsi="Arial Black"/>
           <w:b/>
           <w:bCs/>
           <w:color w:val="45B0E1" w:themeColor="accent1" w:themeTint="99"/>
@@ -995,6 +995,7 @@
           <w:sz w:val="40"/>
           <w:szCs w:val="40"/>
         </w:rPr>
+        <w:lastRenderedPageBreak/>
         <w:t>Entrepreneurship</w:t>
       </w:r>
     </w:p>
@@ -1044,7 +1045,7 @@
           <w:bottom w:val="single" w:sz="4" w:space="1" w:color="auto"/>
         </w:pBdr>
         <w:rPr>
-          <w:rFonts w:ascii="Times New Roman" w:hAnsi="Times New Roman"/>
+          <w:rFonts w:ascii="Arial Black" w:hAnsi="Arial Black"/>
           <w:b/>
           <w:bCs/>
           <w:color w:val="45B0E1" w:themeColor="accent1" w:themeTint="99"/>
@@ -1056,7 +1057,7 @@
       </w:pPr>
       <w:r>
         <w:rPr>
-          <w:rFonts w:ascii="Times New Roman" w:hAnsi="Times New Roman"/>
+          <w:rFonts w:ascii="Arial Black" w:hAnsi="Arial Black"/>
           <w:b/>
           <w:bCs/>
           <w:color w:val="45B0E1" w:themeColor="accent1" w:themeTint="99"/>
@@ -1119,7 +1120,7 @@
           <w:p>
             <w:pPr>
               <w:rPr>
-                <w:rFonts w:ascii="Times New Roman" w:hAnsi="Times New Roman"/>
+                <w:rFonts w:ascii="Amasis MT Pro Black" w:hAnsi="Amasis MT Pro Black"/>
                 <w:b/>
                 <w:bCs/>
                 <w:sz w:val="36"/>
@@ -1129,7 +1130,7 @@
             </w:pPr>
             <w:r>
               <w:rPr>
-                <w:rFonts w:ascii="Times New Roman" w:hAnsi="Times New Roman"/>
+                <w:rFonts w:ascii="Amasis MT Pro Black" w:hAnsi="Amasis MT Pro Black"/>
                 <w:b/>
                 <w:bCs/>
                 <w:sz w:val="36"/>
@@ -1142,7 +1143,7 @@
           <w:p>
             <w:pPr>
               <w:rPr>
-                <w:rFonts w:ascii="Times New Roman" w:hAnsi="Times New Roman"/>
+                <w:rFonts w:ascii="Amasis MT Pro Black" w:hAnsi="Amasis MT Pro Black"/>
                 <w:b/>
                 <w:bCs/>
                 <w:sz w:val="36"/>
@@ -1152,7 +1153,7 @@
             </w:pPr>
             <w:r>
               <w:rPr>
-                <w:rFonts w:ascii="Times New Roman" w:hAnsi="Times New Roman"/>
+                <w:rFonts w:ascii="Amasis MT Pro Black" w:hAnsi="Amasis MT Pro Black"/>
                 <w:b/>
                 <w:bCs/>
                 <w:sz w:val="36"/>
@@ -1165,7 +1166,7 @@
           <w:p>
             <w:pPr>
               <w:rPr>
-                <w:rFonts w:ascii="Times New Roman" w:hAnsi="Times New Roman"/>
+                <w:rFonts w:ascii="Amasis MT Pro Black" w:hAnsi="Amasis MT Pro Black"/>
                 <w:b/>
                 <w:bCs/>
                 <w:sz w:val="32"/>
@@ -1175,7 +1176,7 @@
             </w:pPr>
             <w:r>
               <w:rPr>
-                <w:rFonts w:ascii="Times New Roman" w:hAnsi="Times New Roman"/>
+                <w:rFonts w:ascii="Amasis MT Pro Black" w:hAnsi="Amasis MT Pro Black"/>
                 <w:b/>
                 <w:bCs/>
                 <w:sz w:val="32"/>
@@ -1188,7 +1189,7 @@
           <w:p>
             <w:pPr>
               <w:rPr>
-                <w:rFonts w:ascii="Times New Roman" w:hAnsi="Times New Roman"/>
+                <w:rFonts w:ascii="Amasis MT Pro Black" w:hAnsi="Amasis MT Pro Black"/>
                 <w:b/>
                 <w:bCs/>
                 <w:sz w:val="32"/>
@@ -1200,7 +1201,7 @@
           <w:p>
             <w:pPr>
               <w:rPr>
-                <w:rFonts w:ascii="Times New Roman" w:hAnsi="Times New Roman"/>
+                <w:rFonts w:ascii="Amasis MT Pro Black" w:hAnsi="Amasis MT Pro Black"/>
                 <w:b/>
                 <w:bCs/>
                 <w:sz w:val="28"/>
@@ -1210,29 +1211,18 @@
             </w:pPr>
             <w:r>
               <w:rPr>
-                <w:rFonts w:ascii="Times New Roman" w:hAnsi="Times New Roman"/>
+                <w:rFonts w:ascii="Amasis MT Pro Black" w:hAnsi="Amasis MT Pro Black"/>
                 <w:b/>
                 <w:bCs/>
                 <w:sz w:val="32"/>
                 <w:szCs w:val="32"/>
                 <w:lang w:val="en-US"/>
               </w:rPr>
-              <w:t>PHONE</w:t>
+              <w:t>PHONE: 90333</w:t>
             </w:r>
             <w:r>
               <w:rPr>
-                <w:rFonts w:ascii="Times New Roman" w:hAnsi="Times New Roman"/>
-                <w:b/>
-                <w:bCs/>
-                <w:sz w:val="32"/>
-                <w:szCs w:val="32"/>
-                <w:lang w:val="en-US"/>
-              </w:rPr>
-              <w:t>: 90333</w:t>
-            </w:r>
-            <w:r>
-              <w:rPr>
-                <w:rFonts w:ascii="Times New Roman" w:hAnsi="Times New Roman"/>
+                <w:rFonts w:ascii="Amasis MT Pro Black" w:hAnsi="Amasis MT Pro Black"/>
                 <w:b/>
                 <w:bCs/>
                 <w:sz w:val="32"/>
@@ -1243,7 +1233,7 @@
             </w:r>
             <w:r>
               <w:rPr>
-                <w:rFonts w:ascii="Times New Roman" w:hAnsi="Times New Roman"/>
+                <w:rFonts w:ascii="Amasis MT Pro Black" w:hAnsi="Amasis MT Pro Black"/>
                 <w:b/>
                 <w:bCs/>
                 <w:sz w:val="32"/>
@@ -1256,7 +1246,7 @@
           <w:p>
             <w:pPr>
               <w:rPr>
-                <w:rFonts w:ascii="Times New Roman" w:hAnsi="Times New Roman"/>
+                <w:rFonts w:ascii="Amasis MT Pro Black" w:hAnsi="Amasis MT Pro Black"/>
                 <w:b/>
                 <w:bCs/>
                 <w:sz w:val="28"/>
@@ -1268,7 +1258,7 @@
           <w:p>
             <w:pPr>
               <w:rPr>
-                <w:rFonts w:ascii="Times New Roman" w:hAnsi="Times New Roman"/>
+                <w:rFonts w:ascii="Amasis MT Pro Black" w:hAnsi="Amasis MT Pro Black"/>
                 <w:b/>
                 <w:bCs/>
                 <w:sz w:val="28"/>
@@ -1278,7 +1268,7 @@
             </w:pPr>
             <w:r>
               <w:rPr>
-                <w:rFonts w:ascii="Times New Roman" w:hAnsi="Times New Roman"/>
+                <w:rFonts w:ascii="Amasis MT Pro Black" w:hAnsi="Amasis MT Pro Black"/>
                 <w:b/>
                 <w:bCs/>
                 <w:sz w:val="28"/>
@@ -1291,7 +1281,7 @@
               <w:r>
                 <w:rPr>
                   <w:rStyle w:val="Hyperlink"/>
-                  <w:rFonts w:ascii="Times New Roman" w:hAnsi="Times New Roman"/>
+                  <w:rFonts w:ascii="Amasis MT Pro Black" w:hAnsi="Amasis MT Pro Black"/>
                   <w:b/>
                   <w:bCs/>
                   <w:sz w:val="28"/>
@@ -1305,7 +1295,7 @@
           <w:p>
             <w:pPr>
               <w:rPr>
-                <w:rFonts w:ascii="Times New Roman" w:hAnsi="Times New Roman"/>
+                <w:rFonts w:ascii="Amasis MT Pro Black" w:hAnsi="Amasis MT Pro Black"/>
                 <w:b/>
                 <w:bCs/>
                 <w:sz w:val="32"/>
@@ -1323,7 +1313,7 @@
           <w:p>
             <w:pPr>
               <w:rPr>
-                <w:rFonts w:ascii="Times New Roman" w:hAnsi="Times New Roman"/>
+                <w:rFonts w:ascii="Amasis MT Pro Black" w:hAnsi="Amasis MT Pro Black"/>
                 <w:b/>
                 <w:bCs/>
                 <w:sz w:val="32"/>
@@ -1333,7 +1323,7 @@
             </w:pPr>
             <w:r>
               <w:rPr>
-                <w:rFonts w:ascii="Times New Roman" w:hAnsi="Times New Roman"/>
+                <w:rFonts w:ascii="Amasis MT Pro Black" w:hAnsi="Amasis MT Pro Black"/>
                 <w:b/>
                 <w:bCs/>
                 <w:sz w:val="32"/>
@@ -1346,7 +1336,7 @@
           <w:p>
             <w:pPr>
               <w:rPr>
-                <w:rFonts w:ascii="Times New Roman" w:hAnsi="Times New Roman"/>
+                <w:rFonts w:ascii="Amasis MT Pro Black" w:hAnsi="Amasis MT Pro Black"/>
                 <w:b/>
                 <w:bCs/>
                 <w:sz w:val="32"/>
@@ -1358,7 +1348,7 @@
           <w:p>
             <w:pPr>
               <w:rPr>
-                <w:rFonts w:ascii="Times New Roman" w:hAnsi="Times New Roman"/>
+                <w:rFonts w:ascii="Amasis MT Pro Black" w:hAnsi="Amasis MT Pro Black"/>
                 <w:b/>
                 <w:bCs/>
                 <w:sz w:val="32"/>
@@ -1368,7 +1358,7 @@
             </w:pPr>
             <w:r>
               <w:rPr>
-                <w:rFonts w:ascii="Times New Roman" w:hAnsi="Times New Roman"/>
+                <w:rFonts w:ascii="Amasis MT Pro Black" w:hAnsi="Amasis MT Pro Black"/>
                 <w:b/>
                 <w:bCs/>
                 <w:sz w:val="32"/>
@@ -1381,7 +1371,7 @@
           <w:p>
             <w:pPr>
               <w:rPr>
-                <w:rFonts w:ascii="Times New Roman" w:hAnsi="Times New Roman"/>
+                <w:rFonts w:ascii="Amasis MT Pro Black" w:hAnsi="Amasis MT Pro Black"/>
                 <w:b/>
                 <w:bCs/>
                 <w:sz w:val="32"/>
@@ -1393,7 +1383,7 @@
           <w:p>
             <w:pPr>
               <w:rPr>
-                <w:rFonts w:ascii="Times New Roman" w:hAnsi="Times New Roman"/>
+                <w:rFonts w:ascii="Amasis MT Pro Black" w:hAnsi="Amasis MT Pro Black"/>
                 <w:b/>
                 <w:bCs/>
                 <w:sz w:val="32"/>
@@ -1403,7 +1393,7 @@
             </w:pPr>
             <w:r>
               <w:rPr>
-                <w:rFonts w:ascii="Times New Roman" w:hAnsi="Times New Roman"/>
+                <w:rFonts w:ascii="Amasis MT Pro Black" w:hAnsi="Amasis MT Pro Black"/>
                 <w:b/>
                 <w:bCs/>
                 <w:sz w:val="32"/>
@@ -1414,7 +1404,7 @@
             </w:r>
             <w:r>
               <w:rPr>
-                <w:rFonts w:ascii="Times New Roman" w:hAnsi="Times New Roman"/>
+                <w:rFonts w:ascii="Amasis MT Pro Black" w:hAnsi="Amasis MT Pro Black"/>
                 <w:b/>
                 <w:bCs/>
                 <w:sz w:val="32"/>
@@ -1427,7 +1417,7 @@
           <w:p>
             <w:pPr>
               <w:rPr>
-                <w:rFonts w:ascii="Times New Roman" w:hAnsi="Times New Roman"/>
+                <w:rFonts w:ascii="Amasis MT Pro Black" w:hAnsi="Amasis MT Pro Black"/>
                 <w:b/>
                 <w:bCs/>
                 <w:sz w:val="32"/>
@@ -1439,7 +1429,7 @@
           <w:p>
             <w:pPr>
               <w:rPr>
-                <w:rFonts w:ascii="Times New Roman" w:hAnsi="Times New Roman"/>
+                <w:rFonts w:ascii="Amasis MT Pro Black" w:hAnsi="Amasis MT Pro Black"/>
                 <w:b/>
                 <w:bCs/>
                 <w:sz w:val="32"/>
@@ -1450,7 +1440,7 @@
             </w:pPr>
             <w:r>
               <w:rPr>
-                <w:rFonts w:ascii="Times New Roman" w:hAnsi="Times New Roman"/>
+                <w:rFonts w:ascii="Amasis MT Pro Black" w:hAnsi="Amasis MT Pro Black"/>
                 <w:b/>
                 <w:bCs/>
                 <w:sz w:val="32"/>
@@ -1461,7 +1451,7 @@
             </w:r>
             <w:r>
               <w:rPr>
-                <w:rFonts w:ascii="Times New Roman" w:hAnsi="Times New Roman"/>
+                <w:rFonts w:ascii="Amasis MT Pro Black" w:hAnsi="Amasis MT Pro Black"/>
                 <w:b/>
                 <w:bCs/>
                 <w:i/>
